--- a/src/document-templates/land-contract-package/Note.docx
+++ b/src/document-templates/land-contract-package/Note.docx
@@ -1,6 +1,996 @@
 
-<file path=word/document.xml><?xml version="1.0" encoding="UTF-8" standalone="yes"?>
-<w:document xmlns:wpc="http://schemas.microsoft.com/office/word/2010/wordprocessingCanvas" xmlns:cx="http://schemas.microsoft.com/office/drawing/2014/chartex" xmlns:cx1="http://schemas.microsoft.com/office/drawing/2015/9/8/chartex" xmlns:cx2="http://schemas.microsoft.com/office/drawing/2015/10/21/chartex" xmlns:cx3="http://schemas.microsoft.com/office/drawing/2016/5/9/chartex" xmlns:cx4="http://schemas.microsoft.com/office/drawing/2016/5/10/chartex" xmlns:cx5="http://schemas.microsoft.com/office/drawing/2016/5/11/chartex" xmlns:cx6="http://schemas.microsoft.com/office/drawing/2016/5/12/chartex" xmlns:cx7="http://schemas.microsoft.com/office/drawing/2016/5/13/chartex" xmlns:cx8="http://schemas.microsoft.com/office/drawing/2016/5/14/chartex" xmlns:mc="http://schemas.openxmlformats.org/markup-compatibility/2006" xmlns:aink="http://schemas.microsoft.com/office/drawing/2016/ink" xmlns:am3d="http://schemas.microsoft.com/office/drawing/2017/model3d" xmlns:o="urn:schemas-microsoft-com:office:office" xmlns:oel="http://schemas.microsoft.com/office/2019/extlst" xmlns:r="http://schemas.openxmlformats.org/officeDocument/2006/relationships" xmlns:m="http://schemas.openxmlformats.org/officeDocument/2006/math" xmlns:v="urn:schemas-microsoft-com:vml" xmlns:wp14="http://schemas.microsoft.com/office/word/2010/wordprocessingDrawing" xmlns:wp="http://schemas.openxmlformats.org/drawingml/2006/wordprocessingDrawing" xmlns:w10="urn:schemas-microsoft-com:office:word" xmlns:w="http://schemas.openxmlformats.org/wordprocessingml/2006/main" xmlns:w14="http://schemas.microsoft.com/office/word/2010/wordml" xmlns:w15="http://schemas.microsoft.com/office/word/2012/wordml" xmlns:w16cei="http://schemas.microsoft.com/office/word/2026/wordml/cei" xmlns:w16cex="http://schemas.microsoft.com/office/word/2018/wordml/cex" xmlns:w16cid="http://schemas.microsoft.com/office/word/2016/wordml/cid" xmlns:w16="http://schemas.microsoft.com/office/word/2018/wordml" xmlns:w16du="http://schemas.microsoft.com/office/word/2023/wordml/word16du" xmlns:w16sdtdh="http://schemas.microsoft.com/office/word/2020/wordml/sdtdatahash" xmlns:w16sdtfl="http://schemas.microsoft.com/office/word/2024/wordml/sdtformatlock" xmlns:w16se="http://schemas.microsoft.com/office/word/2015/wordml/symex" xmlns:wpg="http://schemas.microsoft.com/office/word/2010/wordprocessingGroup" xmlns:wpi="http://schemas.microsoft.com/office/word/2010/wordprocessingInk" xmlns:wne="http://schemas.microsoft.com/office/word/2006/wordml" xmlns:wps="http://schemas.microsoft.com/office/word/2010/wordprocessingShape" mc:Ignorable="w14 w15 w16se w16cid w16 w16cex w16sdtdh w16sdtfl w16du wp14"><w:body><w:p><w:pPr><w:jc w:val="center"/><w:rPr><w:b/><w:smallCaps/><w:sz w:val="28"/><w:szCs w:val="28"/></w:rPr></w:pPr><w:r><w:rPr><w:b/><w:smallCaps/><w:sz w:val="28"/><w:szCs w:val="28"/></w:rPr><w:t>Promissory Note</w:t></w:r></w:p><w:p/><w:pPr><w:rPr><w:sz w:val="24"/><w:szCs w:val="24"/></w:rPr></w:pPr><w:r><w:rPr><w:sz w:val="24"/><w:szCs w:val="24"/></w:rPr><w:t xml:space="preserve">Signed in the City of {signing_city} in the State of Michigan on {closing_date}</w:t></w:r></w:p><w:p><w:pPr><w:rPr><w:sz w:val="24"/><w:szCs w:val="24"/></w:rPr></w:pPr></w:p><w:p><w:pPr><w:rPr><w:b/><w:sz w:val="32"/><w:szCs w:val="32"/></w:rPr></w:pPr><w:r><w:rPr><w:b/><w:sz w:val="32"/><w:szCs w:val="32"/></w:rPr><w:t xml:space="preserve">{original_principal}</w:t></w:r></w:p><w:p><w:pPr><w:rPr><w:sz w:val="24"/><w:szCs w:val="24"/></w:rPr></w:pPr></w:p><w:p><w:pPr><w:tabs><w:tab w:val="left" w:pos="720"/></w:tabs><w:jc w:val="both"/><w:rPr><w:sz w:val="24"/><w:szCs w:val="24"/></w:rPr></w:pPr><w:r><w:rPr><w:sz w:val="24"/><w:szCs w:val="24"/></w:rPr><w:t xml:space="preserve">For value received, the undersigned {buyer_name}, whose address is {buyer_address} (“Borrower”) promise(s) to pay to {lender_name} (“Lender”) (“Creditor”)  whose address is {lender_address} for the benefit of {seller_name} whose address is {seller_address} (“Seller”), the principal amount seventy thousand dollars ({original_principal}), according to the following terms and provisions. </w:t></w:r></w:p><w:p><w:pPr><w:tabs><w:tab w:val="left" w:pos="720"/></w:tabs><w:jc w:val="both"/><w:rPr><w:sz w:val="24"/><w:szCs w:val="24"/></w:rPr></w:pPr></w:p><w:p><w:pPr><w:numPr><w:ilvl w:val="0"/><w:numId w:val="2"/></w:numPr><w:tabs><w:tab w:val="left" w:pos="720"/></w:tabs><w:jc w:val="both"/><w:rPr><w:sz w:val="24"/><w:szCs w:val="24"/></w:rPr></w:pPr><w:r><w:rPr><w:sz w:val="24"/><w:szCs w:val="24"/></w:rPr><w:t xml:space="preserve">The principal of this Promissory Note shall be paid in monthly installments of {monthly_pi_payment_words} ({monthly_pi_payment}) each month, or more at Buyer’s option, on the first (1st) day of each month, beginning {first_payment_date} in conjunction with a land contract between the parties of the same date. Payments shall continue on a monthly basis until the total sum owed under the land contract between the parties is paid in full. Any additional sums that become due under the land contract shall be considered additional principal owed under this note. </w:t></w:r></w:p><w:p><w:pPr><w:tabs><w:tab w:val="left" w:pos="720"/></w:tabs><w:ind w:left="1080"/><w:jc w:val="both"/><w:rPr><w:sz w:val="24"/><w:szCs w:val="24"/></w:rPr></w:pPr></w:p><w:p><w:pPr><w:numPr><w:ilvl w:val="0"/><w:numId w:val="2"/></w:numPr><w:tabs><w:tab w:val="left" w:pos="720"/></w:tabs><w:jc w:val="both"/><w:rPr><w:sz w:val="24"/><w:szCs w:val="24"/></w:rPr></w:pPr><w:r><w:rPr><w:sz w:val="24"/><w:szCs w:val="24"/></w:rPr><w:t xml:space="preserve">Interest shall accrue on any amount owed under this note at a rate of {interest_rate_words} percent ({interest_rate}%) per annum so long as the note is not in default. In the event of default, the interest rate shall increase to {default_interest_rate_words} percent ({default_interest_rate}%) per annum. </w:t></w:r></w:p><w:p><w:pPr><w:tabs><w:tab w:val="left" w:pos="720"/></w:tabs><w:jc w:val="both"/><w:rPr><w:sz w:val="24"/><w:szCs w:val="24"/></w:rPr></w:pPr></w:p><w:p><w:pPr><w:numPr><w:ilvl w:val="0"/><w:numId w:val="2"/></w:numPr><w:tabs><w:tab w:val="left" w:pos="720"/></w:tabs><w:jc w:val="both"/><w:rPr><w:sz w:val="24"/><w:szCs w:val="24"/></w:rPr></w:pPr><w:r><w:rPr><w:sz w:val="24"/><w:szCs w:val="24"/></w:rPr><w:t xml:space="preserve">This Promissory Note shall be considered to be in default if any obligation due under this Promissory Note is more than {default_grace_days_words} ({default_grace_days}) days delinquent. Upon such default, the holder of this Promissory Note may, without notice, declare the entire unpaid principal balance immediately due and payable, together with all reasonable costs, as well as reasonable and actual attorney fees incurred by them in enforcing payment (to the extent permitted under applicable law). The failure of the holder of this Promissory Note to promptly exercise their rights to declare the indebtedness remaining to be immediately due and payable shall not constitute a waiver of that right while the debt continues, nor a waiver of that right in connection with any future default on the part of the undersigned. </w:t></w:r></w:p><w:p><w:pPr><w:tabs><w:tab w:val="left" w:pos="720"/></w:tabs><w:jc w:val="both"/><w:rPr><w:sz w:val="24"/><w:szCs w:val="24"/></w:rPr></w:pPr></w:p><w:p><w:pPr><w:numPr><w:ilvl w:val="0"/><w:numId w:val="2"/></w:numPr><w:tabs><w:tab w:val="left" w:pos="720"/></w:tabs><w:jc w:val="both"/><w:rPr><w:sz w:val="24"/><w:szCs w:val="24"/></w:rPr></w:pPr><w:r><w:rPr><w:sz w:val="24"/><w:szCs w:val="24"/></w:rPr><w:t xml:space="preserve">Acceptance of partial payment shall not be deemed to constitute an accord and satisfaction, a waiver or compromise of any sum or obligation owing or default existing </w:t></w:r><w:r><w:rPr><w:sz w:val="24"/><w:szCs w:val="24"/></w:rPr><w:t>hereunder and</w:t></w:r><w:r><w:rPr><w:sz w:val="24"/><w:szCs w:val="24"/></w:rPr><w:t xml:space="preserve"> shall instead be deemed a partial payment on any outstanding balance. </w:t></w:r></w:p><w:p><w:pPr><w:tabs><w:tab w:val="left" w:pos="720"/></w:tabs><w:jc w:val="both"/><w:rPr><w:sz w:val="24"/><w:szCs w:val="24"/></w:rPr></w:pPr></w:p><w:p><w:pPr><w:numPr><w:ilvl w:val="0"/><w:numId w:val="2"/></w:numPr><w:tabs><w:tab w:val="left" w:pos="720"/></w:tabs><w:jc w:val="both"/><w:rPr><w:sz w:val="24"/><w:szCs w:val="24"/></w:rPr></w:pPr><w:r><w:rPr><w:sz w:val="24"/><w:szCs w:val="24"/></w:rPr><w:t xml:space="preserve">The Promissory Note may not be assigned by the Borrower without the prior written consent of the Creditor. Creditor may assign his right to payment </w:t></w:r><w:r><w:rPr><w:sz w:val="24"/><w:szCs w:val="24"/></w:rPr><w:lastRenderedPageBreak/><w:t xml:space="preserve">under this Promissory Note at any time upon proper notice to the Borrower. </w:t></w:r></w:p><w:p><w:pPr><w:tabs><w:tab w:val="left" w:pos="720"/></w:tabs><w:jc w:val="both"/><w:rPr><w:sz w:val="24"/><w:szCs w:val="24"/></w:rPr></w:pPr></w:p><w:p><w:pPr><w:numPr><w:ilvl w:val="0"/><w:numId w:val="2"/></w:numPr><w:tabs><w:tab w:val="left" w:pos="720"/></w:tabs><w:jc w:val="both"/><w:rPr><w:sz w:val="24"/><w:szCs w:val="24"/></w:rPr></w:pPr><w:r><w:rPr><w:sz w:val="24"/><w:szCs w:val="24"/></w:rPr><w:t xml:space="preserve">The maker hereof and other parties who may become liable for all or part of the indebtedness represented hereby, jointly and severally, waive presentment for payment, protest, notice of protest, and of non-payment and diligence in the enforcement or collection hereof, and hereby expressly consents to any number of renewals or extensions on the time of payment hereof; the liability of the undersigned shall be absolute and unconditional, without regard for the liability of any other party hereto. </w:t></w:r></w:p><w:p><w:pPr><w:tabs><w:tab w:val="left" w:pos="720"/></w:tabs><w:jc w:val="both"/><w:rPr><w:sz w:val="24"/><w:szCs w:val="24"/></w:rPr></w:pPr></w:p><w:p><w:pPr><w:numPr><w:ilvl w:val="0"/><w:numId w:val="2"/></w:numPr><w:tabs><w:tab w:val="left" w:pos="720"/></w:tabs><w:jc w:val="both"/><w:rPr><w:sz w:val="24"/><w:szCs w:val="24"/></w:rPr></w:pPr><w:r><w:rPr><w:sz w:val="24"/><w:szCs w:val="24"/></w:rPr><w:t xml:space="preserve">It is expressly understood by all parties involved that there shall be no pre-payment penalty for the early satisfaction of this note. </w:t></w:r></w:p><w:p><w:pPr><w:pStyle w:val="ListParagraph"/><w:rPr><w:sz w:val="24"/><w:szCs w:val="24"/></w:rPr></w:pPr></w:p><w:p><w:pPr><w:numPr><w:ilvl w:val="0"/><w:numId w:val="2"/></w:numPr><w:tabs><w:tab w:val="left" w:pos="720"/></w:tabs><w:jc w:val="both"/><w:rPr><w:sz w:val="24"/><w:szCs w:val="24"/></w:rPr></w:pPr><w:r><w:rPr><w:sz w:val="24"/><w:szCs w:val="24"/></w:rPr><w:t xml:space="preserve">Borrower agrees to pay any and all actual costs and attorney’s fees incurred by Creditor in enforcing the terms of this agreement. </w:t></w:r></w:p><w:p><w:pPr><w:pStyle w:val="ListParagraph"/><w:rPr><w:sz w:val="24"/><w:szCs w:val="24"/></w:rPr></w:pPr></w:p><w:p><w:pPr><w:numPr><w:ilvl w:val="0"/><w:numId w:val="2"/></w:numPr><w:tabs><w:tab w:val="left" w:pos="720"/></w:tabs><w:jc w:val="both"/><w:rPr><w:sz w:val="24"/><w:szCs w:val="24"/></w:rPr></w:pPr><w:r><w:rPr><w:sz w:val="24"/><w:szCs w:val="24"/></w:rPr><w:t>THE PART</w:t></w:r><w:r><w:rPr><w:sz w:val="24"/><w:szCs w:val="24"/></w:rPr><w:t>Y</w:t></w:r><w:r><w:rPr><w:sz w:val="24"/><w:szCs w:val="24"/></w:rPr><w:t xml:space="preserve"> HERETO AGREE</w:t></w:r><w:r><w:rPr><w:sz w:val="24"/><w:szCs w:val="24"/></w:rPr><w:t>S</w:t></w:r><w:r><w:rPr><w:sz w:val="24"/><w:szCs w:val="24"/></w:rPr><w:t xml:space="preserve"> THAT BY ENTERING INTO THIS AGREEMENT, EACH PARTY WAIVES ITS RIGHT TO PARTICIPATE IN A CLASS ACTION, PRIVATE ATTORNEY GENERAL ACTION OR OTHER REPRESENTATIVE ACTION AGAINST THE OTHER IN A COURT OR IN ARBITRATION. THE PART</w:t></w:r><w:r><w:rPr><w:sz w:val="24"/><w:szCs w:val="24"/></w:rPr><w:t>Y</w:t></w:r><w:r><w:rPr><w:sz w:val="24"/><w:szCs w:val="24"/></w:rPr><w:t xml:space="preserve"> FURTHER AGREE</w:t></w:r><w:r><w:rPr><w:sz w:val="24"/><w:szCs w:val="24"/></w:rPr><w:t>S</w:t></w:r><w:r><w:rPr><w:sz w:val="24"/><w:szCs w:val="24"/></w:rPr><w:t xml:space="preserve"> THAT EACH MAY BRING DISPUTES AGAINST EACH OTHER ONLY IN THEIR INDIVIDUAL CAPACITY AND NOT AS A PLAINTIFF OR CLASS MEMBER IN ANY PURPORTED CLASS OR REPRESENTATIVE PROCEEDING.</w:t></w:r></w:p><w:p><w:pPr><w:tabs><w:tab w:val="left" w:pos="720"/></w:tabs><w:ind w:left="1080"/><w:jc w:val="both"/><w:rPr><w:sz w:val="24"/><w:szCs w:val="24"/></w:rPr></w:pPr></w:p><w:p><w:pPr><w:tabs><w:tab w:val="left" w:pos="720"/></w:tabs><w:jc w:val="both"/><w:rPr><w:bCs/><w:sz w:val="24"/><w:szCs w:val="24"/></w:rPr></w:pPr></w:p><w:p><w:pPr><w:tabs><w:tab w:val="left" w:pos="720"/></w:tabs><w:jc w:val="both"/><w:rPr><w:bCs/><w:sz w:val="24"/><w:szCs w:val="24"/></w:rPr></w:pPr><w:r><w:rPr><w:bCs/><w:sz w:val="24"/><w:szCs w:val="24"/></w:rPr><w:t>__________________________________</w:t></w:r><w:r><w:rPr><w:bCs/><w:sz w:val="24"/><w:szCs w:val="24"/><w:u w:val="single"/></w:rPr><w:tab/></w:r><w:r><w:rPr><w:bCs/><w:sz w:val="24"/><w:szCs w:val="24"/><w:u w:val="single"/></w:rPr><w:tab/></w:r><w:r><w:rPr><w:bCs/><w:sz w:val="24"/><w:szCs w:val="24"/></w:rPr><w:tab/></w:r><w:r><w:rPr><w:bCs/><w:sz w:val="24"/><w:szCs w:val="24"/></w:rPr><w:t xml:space="preserve">   </w:t></w:r><w:r><w:rPr><w:bCs/><w:sz w:val="24"/><w:szCs w:val="24"/></w:rPr><w:tab/><w:t>_________________</w:t></w:r></w:p><w:p><w:pPr><w:tabs><w:tab w:val="left" w:pos="720"/></w:tabs><w:jc w:val="both"/><w:rPr><w:sz w:val="24"/><w:szCs w:val="24"/></w:rPr></w:pPr><w:r><w:rPr><w:sz w:val="24"/><w:szCs w:val="24"/></w:rPr><w:t xml:space="preserve">Borrower – {buyer_name}  Date</w:t></w:r></w:p><w:p><w:pPr><w:tabs><w:tab w:val="left" w:pos="720"/></w:tabs><w:jc w:val="both"/><w:rPr><w:bCs/><w:sz w:val="24"/><w:szCs w:val="24"/></w:rPr></w:pPr><w:r><w:rPr><w:bCs/><w:sz w:val="24"/><w:szCs w:val="24"/></w:rPr><w:tab/></w:r><w:r><w:rPr><w:bCs/><w:sz w:val="24"/><w:szCs w:val="24"/></w:rPr><w:tab/></w:r><w:r><w:rPr><w:bCs/><w:sz w:val="24"/><w:szCs w:val="24"/></w:rPr><w:tab/></w:r></w:p><w:p><w:pPr><w:tabs><w:tab w:val="left" w:pos="720"/></w:tabs><w:jc w:val="both"/><w:rPr><w:bCs/><w:sz w:val="24"/><w:szCs w:val="24"/></w:rPr></w:pPr><w:r><w:rPr><w:bCs/><w:sz w:val="24"/><w:szCs w:val="24"/></w:rPr><w:t>STATE OF MICHIGAN</w:t></w:r><w:r><w:rPr><w:bCs/><w:sz w:val="24"/><w:szCs w:val="24"/></w:rPr><w:tab/><w:t>)</w:t></w:r></w:p><w:p><w:pPr><w:rPr><w:bCs/><w:sz w:val="24"/><w:szCs w:val="24"/></w:rPr></w:pPr><w:r><w:rPr><w:bCs/><w:sz w:val="24"/><w:szCs w:val="24"/></w:rPr><w:t xml:space="preserve">{notary_county_caps})</w:t></w:r></w:p><w:p><w:pPr><w:rPr><w:bCs/><w:sz w:val="24"/><w:szCs w:val="24"/></w:rPr></w:pPr></w:p><w:p><w:pPr><w:rPr><w:sz w:val="24"/><w:szCs w:val="24"/></w:rPr></w:pPr><w:r><w:rPr><w:sz w:val="24"/><w:szCs w:val="24"/></w:rPr><w:t xml:space="preserve">Acknowledged before me in {notary_county}, Michigan on {note_notary_date}, by {buyer_name}.</w:t></w:r></w:p><w:p><w:pPr><w:rPr><w:bCs/><w:sz w:val="24"/><w:szCs w:val="24"/></w:rPr></w:pPr><w:r><w:rPr><w:bCs/><w:sz w:val="24"/><w:szCs w:val="24"/></w:rPr><w:t xml:space="preserve"> </w:t></w:r></w:p><w:p><w:pPr><w:rPr><w:bCs/><w:sz w:val="24"/><w:szCs w:val="24"/></w:rPr></w:pPr><w:r><w:rPr><w:bCs/><w:sz w:val="24"/><w:szCs w:val="24"/></w:rPr><w:t>_______________________________</w:t></w:r></w:p><w:p><w:pPr><w:rPr><w:bCs/><w:sz w:val="24"/><w:szCs w:val="24"/></w:rPr></w:pPr><w:r><w:rPr><w:bCs/><w:sz w:val="24"/><w:szCs w:val="24"/></w:rPr><w:t xml:space="preserve"> </w:t></w:r></w:p><w:p><w:pPr><w:rPr><w:bCs/><w:sz w:val="24"/><w:szCs w:val="24"/></w:rPr></w:pPr><w:r><w:rPr><w:bCs/><w:sz w:val="24"/><w:szCs w:val="24"/></w:rPr><w:t xml:space="preserve">Notary public, State of Michigan, County of {notary_county}</w:t></w:r></w:p><w:p><w:pPr><w:rPr><w:bCs/><w:sz w:val="24"/><w:szCs w:val="24"/></w:rPr></w:pPr><w:r><w:rPr><w:bCs/><w:sz w:val="24"/><w:szCs w:val="24"/></w:rPr><w:t xml:space="preserve">My commission expires: </w:t></w:r><w:r><w:rPr><w:bCs/><w:sz w:val="24"/><w:szCs w:val="24"/></w:rPr><w:t xml:space="preserve"> </w:t></w:r><w:r><w:rPr><w:bCs/><w:sz w:val="24"/><w:szCs w:val="24"/></w:rPr><w:t xml:space="preserve"> </w:t></w:r></w:p><w:p><w:pPr><w:widowControl/><w:tabs><w:tab w:val="left" w:pos="0"/><w:tab w:val="left" w:pos="720"/><w:tab w:val="left" w:pos="1440"/><w:tab w:val="left" w:pos="2160"/><w:tab w:val="left" w:pos="2880"/><w:tab w:val="left" w:pos="3600"/><w:tab w:val="left" w:pos="4320"/><w:tab w:val="left" w:pos="5040"/><w:tab w:val="left" w:pos="5760"/><w:tab w:val="left" w:pos="6480"/><w:tab w:val="left" w:pos="7200"/><w:tab w:val="left" w:pos="7920"/><w:tab w:val="left" w:pos="8640"/></w:tabs><w:ind w:hanging="2"/></w:pPr></w:p><w:p><w:pPr><w:widowControl/><w:tabs><w:tab w:val="left" w:pos="0"/><w:tab w:val="left" w:pos="720"/><w:tab w:val="left" w:pos="1440"/><w:tab w:val="left" w:pos="2160"/><w:tab w:val="left" w:pos="2880"/><w:tab w:val="left" w:pos="3600"/><w:tab w:val="left" w:pos="4320"/><w:tab w:val="left" w:pos="5040"/><w:tab w:val="left" w:pos="5760"/><w:tab w:val="left" w:pos="6480"/><w:tab w:val="left" w:pos="7200"/><w:tab w:val="left" w:pos="7920"/><w:tab w:val="left" w:pos="8640"/></w:tabs><w:ind w:hanging="2"/></w:pPr><w:bookmarkStart w:id="0" w:name="_heading=h.30j0zll" w:colFirst="0" w:colLast="0"/><w:bookmarkEnd w:id="0"/><w:r><w:t>This instrument was prepared by:</w:t></w:r></w:p><w:p><w:pPr><w:widowControl/><w:tabs><w:tab w:val="left" w:pos="0"/><w:tab w:val="left" w:pos="720"/><w:tab w:val="left" w:pos="1440"/><w:tab w:val="left" w:pos="2160"/><w:tab w:val="left" w:pos="2880"/><w:tab w:val="left" w:pos="3600"/><w:tab w:val="left" w:pos="4320"/><w:tab w:val="left" w:pos="5040"/><w:tab w:val="left" w:pos="5760"/><w:tab w:val="left" w:pos="6480"/><w:tab w:val="left" w:pos="7200"/><w:tab w:val="left" w:pos="7920"/><w:tab w:val="left" w:pos="8640"/></w:tabs><w:ind w:hanging="2"/></w:pPr><w:r><w:t xml:space="preserve">{preparer_firm_name}</w:t></w:r></w:p><w:p><w:pPr><w:widowControl/><w:tabs><w:tab w:val="left" w:pos="0"/><w:tab w:val="left" w:pos="720"/><w:tab w:val="left" w:pos="1440"/><w:tab w:val="left" w:pos="2160"/><w:tab w:val="left" w:pos="2880"/><w:tab w:val="left" w:pos="3600"/><w:tab w:val="left" w:pos="4320"/><w:tab w:val="left" w:pos="5040"/><w:tab w:val="left" w:pos="5760"/><w:tab w:val="left" w:pos="6480"/><w:tab w:val="left" w:pos="7200"/><w:tab w:val="left" w:pos="7920"/><w:tab w:val="left" w:pos="8640"/></w:tabs><w:ind w:hanging="2"/></w:pPr><w:r><w:t xml:space="preserve">{preparer_address_line1}</w:t></w:r></w:p><w:p><w:pPr><w:widowControl/><w:tabs><w:tab w:val="left" w:pos="0"/><w:tab w:val="left" w:pos="720"/><w:tab w:val="left" w:pos="1440"/><w:tab w:val="left" w:pos="2160"/><w:tab w:val="left" w:pos="2880"/><w:tab w:val="left" w:pos="3600"/><w:tab w:val="left" w:pos="4320"/><w:tab w:val="left" w:pos="5040"/><w:tab w:val="left" w:pos="5760"/><w:tab w:val="left" w:pos="6480"/><w:tab w:val="left" w:pos="7200"/><w:tab w:val="left" w:pos="7920"/><w:tab w:val="left" w:pos="8640"/></w:tabs><w:ind w:hanging="2"/></w:pPr><w:r><w:t xml:space="preserve">{preparer_city_state_zip}</w:t></w:r></w:p><w:p><w:pPr><w:widowControl/><w:tabs><w:tab w:val="left" w:pos="0"/><w:tab w:val="left" w:pos="720"/><w:tab w:val="left" w:pos="1440"/><w:tab w:val="left" w:pos="2160"/><w:tab w:val="left" w:pos="2880"/><w:tab w:val="left" w:pos="3600"/><w:tab w:val="left" w:pos="4320"/><w:tab w:val="left" w:pos="5040"/><w:tab w:val="left" w:pos="5760"/><w:tab w:val="left" w:pos="6480"/><w:tab w:val="left" w:pos="7200"/><w:tab w:val="left" w:pos="7920"/><w:tab w:val="left" w:pos="8640"/></w:tabs><w:ind w:hanging="2"/></w:pPr></w:p><w:p><w:pPr><w:widowControl/><w:tabs><w:tab w:val="left" w:pos="0"/><w:tab w:val="left" w:pos="720"/><w:tab w:val="left" w:pos="1440"/><w:tab w:val="left" w:pos="2160"/><w:tab w:val="left" w:pos="2880"/><w:tab w:val="left" w:pos="3600"/><w:tab w:val="left" w:pos="4320"/><w:tab w:val="left" w:pos="5040"/><w:tab w:val="left" w:pos="5760"/><w:tab w:val="left" w:pos="6480"/><w:tab w:val="left" w:pos="7200"/><w:tab w:val="left" w:pos="7920"/><w:tab w:val="left" w:pos="8640"/></w:tabs><w:ind w:hanging="2"/></w:pPr><w:r><w:t xml:space="preserve">Loan Originator: {loan_originator_name}, NMLS ID {loan_originator_nmls}</w:t></w:r></w:p><w:p><w:pPr><w:widowControl/><w:tabs><w:tab w:val="left" w:pos="0"/><w:tab w:val="left" w:pos="720"/><w:tab w:val="left" w:pos="1440"/><w:tab w:val="left" w:pos="2160"/><w:tab w:val="left" w:pos="2880"/><w:tab w:val="left" w:pos="3600"/><w:tab w:val="left" w:pos="4320"/><w:tab w:val="left" w:pos="5040"/><w:tab w:val="left" w:pos="5760"/><w:tab w:val="left" w:pos="6480"/><w:tab w:val="left" w:pos="7200"/><w:tab w:val="left" w:pos="7920"/><w:tab w:val="left" w:pos="8640"/></w:tabs><w:ind w:hanging="2"/></w:pPr><w:r><w:t xml:space="preserve">Loan Originator Organization: {lender_name} NMLS ID {lender_nmls_id}</w:t></w:r></w:p><w:sectPr><w:pgSz w:w="12240" w:h="15840" w:code="1"/><w:pgMar w:top="1440" w:right="1800" w:bottom="1440" w:left="1800" w:header="720" w:footer="720" w:gutter="0"/><w:cols w:space="720"/><w:docGrid w:linePitch="360"/></w:sectPr></w:body></w:document>
+<file path=word/document.xml><?xml version="1.0" encoding="utf-8"?>
+<w:document xmlns:wpc="http://schemas.microsoft.com/office/word/2010/wordprocessingCanvas" xmlns:cx="http://schemas.microsoft.com/office/drawing/2014/chartex" xmlns:cx1="http://schemas.microsoft.com/office/drawing/2015/9/8/chartex" xmlns:cx2="http://schemas.microsoft.com/office/drawing/2015/10/21/chartex" xmlns:cx3="http://schemas.microsoft.com/office/drawing/2016/5/9/chartex" xmlns:cx4="http://schemas.microsoft.com/office/drawing/2016/5/10/chartex" xmlns:cx5="http://schemas.microsoft.com/office/drawing/2016/5/11/chartex" xmlns:cx6="http://schemas.microsoft.com/office/drawing/2016/5/12/chartex" xmlns:cx7="http://schemas.microsoft.com/office/drawing/2016/5/13/chartex" xmlns:cx8="http://schemas.microsoft.com/office/drawing/2016/5/14/chartex" xmlns:mc="http://schemas.openxmlformats.org/markup-compatibility/2006" xmlns:aink="http://schemas.microsoft.com/office/drawing/2016/ink" xmlns:am3d="http://schemas.microsoft.com/office/drawing/2017/model3d" xmlns:o="urn:schemas-microsoft-com:office:office" xmlns:oel="http://schemas.microsoft.com/office/2019/extlst" xmlns:r="http://schemas.openxmlformats.org/officeDocument/2006/relationships" xmlns:m="http://schemas.openxmlformats.org/officeDocument/2006/math" xmlns:v="urn:schemas-microsoft-com:vml" xmlns:wp14="http://schemas.microsoft.com/office/word/2010/wordprocessingDrawing" xmlns:wp="http://schemas.openxmlformats.org/drawingml/2006/wordprocessingDrawing" xmlns:w10="urn:schemas-microsoft-com:office:word" xmlns:w="http://schemas.openxmlformats.org/wordprocessingml/2006/main" xmlns:w14="http://schemas.microsoft.com/office/word/2010/wordml" xmlns:w15="http://schemas.microsoft.com/office/word/2012/wordml" xmlns:w16cei="http://schemas.microsoft.com/office/word/2026/wordml/cei" xmlns:w16cex="http://schemas.microsoft.com/office/word/2018/wordml/cex" xmlns:w16cid="http://schemas.microsoft.com/office/word/2016/wordml/cid" xmlns:w16="http://schemas.microsoft.com/office/word/2018/wordml" xmlns:w16du="http://schemas.microsoft.com/office/word/2023/wordml/word16du" xmlns:w16sdtdh="http://schemas.microsoft.com/office/word/2020/wordml/sdtdatahash" xmlns:w16sdtfl="http://schemas.microsoft.com/office/word/2024/wordml/sdtformatlock" xmlns:w16se="http://schemas.microsoft.com/office/word/2015/wordml/symex" xmlns:wpg="http://schemas.microsoft.com/office/word/2010/wordprocessingGroup" xmlns:wpi="http://schemas.microsoft.com/office/word/2010/wordprocessingInk" xmlns:wne="http://schemas.microsoft.com/office/word/2006/wordml" xmlns:wps="http://schemas.microsoft.com/office/word/2010/wordprocessingShape" mc:Ignorable="w14 w15 w16se w16cid w16 w16cex w16sdtdh w16sdtfl w16du wp14">
+  <w:body>
+    <w:p>
+      <w:pPr>
+        <w:jc w:val="center"/>
+        <w:rPr>
+          <w:b/>
+          <w:smallCaps/>
+          <w:sz w:val="28"/>
+          <w:szCs w:val="28"/>
+        </w:rPr>
+      </w:pPr>
+      <w:r>
+        <w:rPr>
+          <w:b/>
+          <w:smallCaps/>
+          <w:sz w:val="28"/>
+          <w:szCs w:val="28"/>
+        </w:rPr>
+        <w:t>Promissory Note</w:t>
+      </w:r>
+    </w:p>
+    <w:p>
+      <w:pPr>
+        <w:rPr>
+          <w:sz w:val="24"/>
+          <w:szCs w:val="24"/>
+        </w:rPr>
+      </w:pPr>
+      <w:r>
+        <w:rPr>
+          <w:sz w:val="24"/>
+          <w:szCs w:val="24"/>
+        </w:rPr>
+        <w:t xml:space="preserve">Signed in the City of {signing_city} in the State of Michigan on {closing_date}</w:t>
+      </w:r>
+    </w:p>
+    <w:p>
+      <w:pPr>
+        <w:rPr>
+          <w:sz w:val="24"/>
+          <w:szCs w:val="24"/>
+        </w:rPr>
+      </w:pPr>
+    </w:p>
+    <w:p>
+      <w:pPr>
+        <w:rPr>
+          <w:b/>
+          <w:sz w:val="32"/>
+          <w:szCs w:val="32"/>
+        </w:rPr>
+      </w:pPr>
+      <w:r>
+        <w:rPr>
+          <w:b/>
+          <w:sz w:val="32"/>
+          <w:szCs w:val="32"/>
+        </w:rPr>
+        <w:t xml:space="preserve">{original_principal}</w:t>
+      </w:r>
+    </w:p>
+    <w:p>
+      <w:pPr>
+        <w:rPr>
+          <w:sz w:val="24"/>
+          <w:szCs w:val="24"/>
+        </w:rPr>
+      </w:pPr>
+    </w:p>
+    <w:p>
+      <w:pPr>
+        <w:tabs>
+          <w:tab w:val="left" w:pos="720"/>
+        </w:tabs>
+        <w:jc w:val="both"/>
+        <w:rPr>
+          <w:sz w:val="24"/>
+          <w:szCs w:val="24"/>
+        </w:rPr>
+      </w:pPr>
+      <w:r>
+        <w:rPr>
+          <w:sz w:val="24"/>
+          <w:szCs w:val="24"/>
+        </w:rPr>
+        <w:t xml:space="preserve">For value received, the undersigned {buyer_name}, whose address is {buyer_address} (“Borrower”) promise(s) to pay to {lender_name} (“Lender”) (“Creditor”)  whose address is {lender_address} for the benefit of {seller_name} whose address is {seller_address} (“Seller”), the principal amount seventy thousand dollars ({original_principal}), according to the following terms and provisions. </w:t>
+      </w:r>
+    </w:p>
+    <w:p>
+      <w:pPr>
+        <w:tabs>
+          <w:tab w:val="left" w:pos="720"/>
+        </w:tabs>
+        <w:jc w:val="both"/>
+        <w:rPr>
+          <w:sz w:val="24"/>
+          <w:szCs w:val="24"/>
+        </w:rPr>
+      </w:pPr>
+    </w:p>
+    <w:p>
+      <w:pPr>
+        <w:numPr>
+          <w:ilvl w:val="0"/>
+          <w:numId w:val="2"/>
+        </w:numPr>
+        <w:tabs>
+          <w:tab w:val="left" w:pos="720"/>
+        </w:tabs>
+        <w:jc w:val="both"/>
+        <w:rPr>
+          <w:sz w:val="24"/>
+          <w:szCs w:val="24"/>
+        </w:rPr>
+      </w:pPr>
+      <w:r>
+        <w:rPr>
+          <w:sz w:val="24"/>
+          <w:szCs w:val="24"/>
+        </w:rPr>
+        <w:t xml:space="preserve">The principal of this Promissory Note shall be paid in monthly installments of {monthly_pi_payment_words} ({monthly_pi_payment}) each month, or more at Buyer’s option, on the first (1st) day of each month, beginning {first_payment_date} in conjunction with a land contract between the parties of the same date. Payments shall continue on a monthly basis until the total sum owed under the land contract between the parties is paid in full. Any additional sums that become due under the land contract shall be considered additional principal owed under this note. </w:t>
+      </w:r>
+    </w:p>
+    <w:p>
+      <w:pPr>
+        <w:tabs>
+          <w:tab w:val="left" w:pos="720"/>
+        </w:tabs>
+        <w:ind w:left="1080"/>
+        <w:jc w:val="both"/>
+        <w:rPr>
+          <w:sz w:val="24"/>
+          <w:szCs w:val="24"/>
+        </w:rPr>
+      </w:pPr>
+    </w:p>
+    <w:p>
+      <w:pPr>
+        <w:numPr>
+          <w:ilvl w:val="0"/>
+          <w:numId w:val="2"/>
+        </w:numPr>
+        <w:tabs>
+          <w:tab w:val="left" w:pos="720"/>
+        </w:tabs>
+        <w:jc w:val="both"/>
+        <w:rPr>
+          <w:sz w:val="24"/>
+          <w:szCs w:val="24"/>
+        </w:rPr>
+      </w:pPr>
+      <w:r>
+        <w:rPr>
+          <w:sz w:val="24"/>
+          <w:szCs w:val="24"/>
+        </w:rPr>
+        <w:t xml:space="preserve">Interest shall accrue on any amount owed under this note at a rate of {interest_rate_words} percent ({interest_rate}%) per annum so long as the note is not in default. In the event of default, the interest rate shall increase to {default_interest_rate_words} percent ({default_interest_rate}%) per annum. </w:t>
+      </w:r>
+    </w:p>
+    <w:p>
+      <w:pPr>
+        <w:tabs>
+          <w:tab w:val="left" w:pos="720"/>
+        </w:tabs>
+        <w:jc w:val="both"/>
+        <w:rPr>
+          <w:sz w:val="24"/>
+          <w:szCs w:val="24"/>
+        </w:rPr>
+      </w:pPr>
+    </w:p>
+    <w:p>
+      <w:pPr>
+        <w:numPr>
+          <w:ilvl w:val="0"/>
+          <w:numId w:val="2"/>
+        </w:numPr>
+        <w:tabs>
+          <w:tab w:val="left" w:pos="720"/>
+        </w:tabs>
+        <w:jc w:val="both"/>
+        <w:rPr>
+          <w:sz w:val="24"/>
+          <w:szCs w:val="24"/>
+        </w:rPr>
+      </w:pPr>
+      <w:r>
+        <w:rPr>
+          <w:sz w:val="24"/>
+          <w:szCs w:val="24"/>
+        </w:rPr>
+        <w:t xml:space="preserve">This Promissory Note shall be considered to be in default if any obligation due under this Promissory Note is more than {default_grace_days_words} ({default_grace_days}) days delinquent. Upon such default, the holder of this Promissory Note may, without notice, declare the entire unpaid principal balance immediately due and payable, together with all reasonable costs, as well as reasonable and actual attorney fees incurred by them in enforcing payment (to the extent permitted under applicable law). The failure of the holder of this Promissory Note to promptly exercise their rights to declare the indebtedness remaining to be immediately due and payable shall not constitute a waiver of that right while the debt continues, nor a waiver of that right in connection with any future default on the part of the undersigned. </w:t>
+      </w:r>
+    </w:p>
+    <w:p>
+      <w:pPr>
+        <w:tabs>
+          <w:tab w:val="left" w:pos="720"/>
+        </w:tabs>
+        <w:jc w:val="both"/>
+        <w:rPr>
+          <w:sz w:val="24"/>
+          <w:szCs w:val="24"/>
+        </w:rPr>
+      </w:pPr>
+    </w:p>
+    <w:p>
+      <w:pPr>
+        <w:numPr>
+          <w:ilvl w:val="0"/>
+          <w:numId w:val="2"/>
+        </w:numPr>
+        <w:tabs>
+          <w:tab w:val="left" w:pos="720"/>
+        </w:tabs>
+        <w:jc w:val="both"/>
+        <w:rPr>
+          <w:sz w:val="24"/>
+          <w:szCs w:val="24"/>
+        </w:rPr>
+      </w:pPr>
+      <w:r>
+        <w:rPr>
+          <w:sz w:val="24"/>
+          <w:szCs w:val="24"/>
+        </w:rPr>
+        <w:t xml:space="preserve">Acceptance of partial payment shall not be deemed to constitute an accord and satisfaction, a waiver or compromise of any sum or obligation owing or default existing </w:t>
+      </w:r>
+      <w:r>
+        <w:rPr>
+          <w:sz w:val="24"/>
+          <w:szCs w:val="24"/>
+        </w:rPr>
+        <w:t>hereunder and</w:t>
+      </w:r>
+      <w:r>
+        <w:rPr>
+          <w:sz w:val="24"/>
+          <w:szCs w:val="24"/>
+        </w:rPr>
+        <w:t xml:space="preserve"> shall instead be deemed a partial payment on any outstanding balance. </w:t>
+      </w:r>
+    </w:p>
+    <w:p>
+      <w:pPr>
+        <w:tabs>
+          <w:tab w:val="left" w:pos="720"/>
+        </w:tabs>
+        <w:jc w:val="both"/>
+        <w:rPr>
+          <w:sz w:val="24"/>
+          <w:szCs w:val="24"/>
+        </w:rPr>
+      </w:pPr>
+    </w:p>
+    <w:p>
+      <w:pPr>
+        <w:numPr>
+          <w:ilvl w:val="0"/>
+          <w:numId w:val="2"/>
+        </w:numPr>
+        <w:tabs>
+          <w:tab w:val="left" w:pos="720"/>
+        </w:tabs>
+        <w:jc w:val="both"/>
+        <w:rPr>
+          <w:sz w:val="24"/>
+          <w:szCs w:val="24"/>
+        </w:rPr>
+      </w:pPr>
+      <w:r>
+        <w:rPr>
+          <w:sz w:val="24"/>
+          <w:szCs w:val="24"/>
+        </w:rPr>
+        <w:t xml:space="preserve">The Promissory Note may not be assigned by the Borrower without the prior written consent of the Creditor. Creditor may assign his right to payment </w:t>
+      </w:r>
+      <w:r>
+        <w:rPr>
+          <w:sz w:val="24"/>
+          <w:szCs w:val="24"/>
+        </w:rPr>
+        <w:lastRenderedPageBreak/>
+        <w:t xml:space="preserve">under this Promissory Note at any time upon proper notice to the Borrower. </w:t>
+      </w:r>
+    </w:p>
+    <w:p>
+      <w:pPr>
+        <w:tabs>
+          <w:tab w:val="left" w:pos="720"/>
+        </w:tabs>
+        <w:jc w:val="both"/>
+        <w:rPr>
+          <w:sz w:val="24"/>
+          <w:szCs w:val="24"/>
+        </w:rPr>
+      </w:pPr>
+    </w:p>
+    <w:p>
+      <w:pPr>
+        <w:numPr>
+          <w:ilvl w:val="0"/>
+          <w:numId w:val="2"/>
+        </w:numPr>
+        <w:tabs>
+          <w:tab w:val="left" w:pos="720"/>
+        </w:tabs>
+        <w:jc w:val="both"/>
+        <w:rPr>
+          <w:sz w:val="24"/>
+          <w:szCs w:val="24"/>
+        </w:rPr>
+      </w:pPr>
+      <w:r>
+        <w:rPr>
+          <w:sz w:val="24"/>
+          <w:szCs w:val="24"/>
+        </w:rPr>
+        <w:t xml:space="preserve">The maker hereof and other parties who may become liable for all or part of the indebtedness represented hereby, jointly and severally, waive presentment for payment, protest, notice of protest, and of non-payment and diligence in the enforcement or collection hereof, and hereby expressly consents to any number of renewals or extensions on the time of payment hereof; the liability of the undersigned shall be absolute and unconditional, without regard for the liability of any other party hereto. </w:t>
+      </w:r>
+    </w:p>
+    <w:p>
+      <w:pPr>
+        <w:tabs>
+          <w:tab w:val="left" w:pos="720"/>
+        </w:tabs>
+        <w:jc w:val="both"/>
+        <w:rPr>
+          <w:sz w:val="24"/>
+          <w:szCs w:val="24"/>
+        </w:rPr>
+      </w:pPr>
+    </w:p>
+    <w:p>
+      <w:pPr>
+        <w:numPr>
+          <w:ilvl w:val="0"/>
+          <w:numId w:val="2"/>
+        </w:numPr>
+        <w:tabs>
+          <w:tab w:val="left" w:pos="720"/>
+        </w:tabs>
+        <w:jc w:val="both"/>
+        <w:rPr>
+          <w:sz w:val="24"/>
+          <w:szCs w:val="24"/>
+        </w:rPr>
+      </w:pPr>
+      <w:r>
+        <w:rPr>
+          <w:sz w:val="24"/>
+          <w:szCs w:val="24"/>
+        </w:rPr>
+        <w:t xml:space="preserve">It is expressly understood by all parties involved that there shall be no pre-payment penalty for the early satisfaction of this note. </w:t>
+      </w:r>
+    </w:p>
+    <w:p>
+      <w:pPr>
+        <w:pStyle w:val="ListParagraph"/>
+        <w:rPr>
+          <w:sz w:val="24"/>
+          <w:szCs w:val="24"/>
+        </w:rPr>
+      </w:pPr>
+    </w:p>
+    <w:p>
+      <w:pPr>
+        <w:numPr>
+          <w:ilvl w:val="0"/>
+          <w:numId w:val="2"/>
+        </w:numPr>
+        <w:tabs>
+          <w:tab w:val="left" w:pos="720"/>
+        </w:tabs>
+        <w:jc w:val="both"/>
+        <w:rPr>
+          <w:sz w:val="24"/>
+          <w:szCs w:val="24"/>
+        </w:rPr>
+      </w:pPr>
+      <w:r>
+        <w:rPr>
+          <w:sz w:val="24"/>
+          <w:szCs w:val="24"/>
+        </w:rPr>
+        <w:t xml:space="preserve">Borrower agrees to pay any and all actual costs and attorney’s fees incurred by Creditor in enforcing the terms of this agreement. </w:t>
+      </w:r>
+    </w:p>
+    <w:p>
+      <w:pPr>
+        <w:pStyle w:val="ListParagraph"/>
+        <w:rPr>
+          <w:sz w:val="24"/>
+          <w:szCs w:val="24"/>
+        </w:rPr>
+      </w:pPr>
+    </w:p>
+    <w:p>
+      <w:pPr>
+        <w:numPr>
+          <w:ilvl w:val="0"/>
+          <w:numId w:val="2"/>
+        </w:numPr>
+        <w:tabs>
+          <w:tab w:val="left" w:pos="720"/>
+        </w:tabs>
+        <w:jc w:val="both"/>
+        <w:rPr>
+          <w:sz w:val="24"/>
+          <w:szCs w:val="24"/>
+        </w:rPr>
+      </w:pPr>
+      <w:r>
+        <w:rPr>
+          <w:sz w:val="24"/>
+          <w:szCs w:val="24"/>
+        </w:rPr>
+        <w:t>THE PART</w:t>
+      </w:r>
+      <w:r>
+        <w:rPr>
+          <w:sz w:val="24"/>
+          <w:szCs w:val="24"/>
+        </w:rPr>
+        <w:t>Y</w:t>
+      </w:r>
+      <w:r>
+        <w:rPr>
+          <w:sz w:val="24"/>
+          <w:szCs w:val="24"/>
+        </w:rPr>
+        <w:t xml:space="preserve"> HERETO AGREE</w:t>
+      </w:r>
+      <w:r>
+        <w:rPr>
+          <w:sz w:val="24"/>
+          <w:szCs w:val="24"/>
+        </w:rPr>
+        <w:t>S</w:t>
+      </w:r>
+      <w:r>
+        <w:rPr>
+          <w:sz w:val="24"/>
+          <w:szCs w:val="24"/>
+        </w:rPr>
+        <w:t xml:space="preserve"> THAT BY ENTERING INTO THIS AGREEMENT, EACH PARTY WAIVES ITS RIGHT TO PARTICIPATE IN A CLASS ACTION, PRIVATE ATTORNEY GENERAL ACTION OR OTHER REPRESENTATIVE ACTION AGAINST THE OTHER IN A COURT OR IN ARBITRATION. THE PART</w:t>
+      </w:r>
+      <w:r>
+        <w:rPr>
+          <w:sz w:val="24"/>
+          <w:szCs w:val="24"/>
+        </w:rPr>
+        <w:t>Y</w:t>
+      </w:r>
+      <w:r>
+        <w:rPr>
+          <w:sz w:val="24"/>
+          <w:szCs w:val="24"/>
+        </w:rPr>
+        <w:t xml:space="preserve"> FURTHER AGREE</w:t>
+      </w:r>
+      <w:r>
+        <w:rPr>
+          <w:sz w:val="24"/>
+          <w:szCs w:val="24"/>
+        </w:rPr>
+        <w:t>S</w:t>
+      </w:r>
+      <w:r>
+        <w:rPr>
+          <w:sz w:val="24"/>
+          <w:szCs w:val="24"/>
+        </w:rPr>
+        <w:t xml:space="preserve"> THAT EACH MAY BRING DISPUTES AGAINST EACH OTHER ONLY IN THEIR INDIVIDUAL CAPACITY AND NOT AS A PLAINTIFF OR CLASS MEMBER IN ANY PURPORTED CLASS OR REPRESENTATIVE PROCEEDING.</w:t>
+      </w:r>
+    </w:p>
+    <w:p>
+      <w:pPr>
+        <w:tabs>
+          <w:tab w:val="left" w:pos="720"/>
+        </w:tabs>
+        <w:ind w:left="1080"/>
+        <w:jc w:val="both"/>
+        <w:rPr>
+          <w:sz w:val="24"/>
+          <w:szCs w:val="24"/>
+        </w:rPr>
+      </w:pPr>
+    </w:p>
+    <w:p>
+      <w:pPr>
+        <w:tabs>
+          <w:tab w:val="left" w:pos="720"/>
+        </w:tabs>
+        <w:jc w:val="both"/>
+        <w:rPr>
+          <w:bCs/>
+          <w:sz w:val="24"/>
+          <w:szCs w:val="24"/>
+        </w:rPr>
+      </w:pPr>
+    </w:p>
+    <w:p>
+      <w:pPr>
+        <w:tabs>
+          <w:tab w:val="left" w:pos="720"/>
+        </w:tabs>
+        <w:jc w:val="both"/>
+        <w:rPr>
+          <w:bCs/>
+          <w:sz w:val="24"/>
+          <w:szCs w:val="24"/>
+        </w:rPr>
+      </w:pPr>
+      <w:r>
+        <w:rPr>
+          <w:bCs/>
+          <w:sz w:val="24"/>
+          <w:szCs w:val="24"/>
+        </w:rPr>
+        <w:t>__________________________________</w:t>
+      </w:r>
+      <w:r>
+        <w:rPr>
+          <w:bCs/>
+          <w:sz w:val="24"/>
+          <w:szCs w:val="24"/>
+          <w:u w:val="single"/>
+        </w:rPr>
+        <w:tab/>
+      </w:r>
+      <w:r>
+        <w:rPr>
+          <w:bCs/>
+          <w:sz w:val="24"/>
+          <w:szCs w:val="24"/>
+          <w:u w:val="single"/>
+        </w:rPr>
+        <w:tab/>
+      </w:r>
+      <w:r>
+        <w:rPr>
+          <w:bCs/>
+          <w:sz w:val="24"/>
+          <w:szCs w:val="24"/>
+        </w:rPr>
+        <w:tab/>
+      </w:r>
+      <w:r>
+        <w:rPr>
+          <w:bCs/>
+          <w:sz w:val="24"/>
+          <w:szCs w:val="24"/>
+        </w:rPr>
+        <w:t xml:space="preserve">   </w:t>
+      </w:r>
+      <w:r>
+        <w:rPr>
+          <w:bCs/>
+          <w:sz w:val="24"/>
+          <w:szCs w:val="24"/>
+        </w:rPr>
+        <w:tab/>
+        <w:t>_________________</w:t>
+      </w:r>
+    </w:p>
+    <w:p>
+      <w:pPr>
+        <w:tabs>
+          <w:tab w:val="left" w:pos="720"/>
+        </w:tabs>
+        <w:jc w:val="both"/>
+        <w:rPr>
+          <w:sz w:val="24"/>
+          <w:szCs w:val="24"/>
+        </w:rPr>
+      </w:pPr>
+      <w:r>
+        <w:rPr>
+          <w:sz w:val="24"/>
+          <w:szCs w:val="24"/>
+        </w:rPr>
+        <w:t xml:space="preserve">Borrower – {buyer_name}  Date</w:t>
+      </w:r>
+    </w:p>
+    <w:p>
+      <w:pPr>
+        <w:tabs>
+          <w:tab w:val="left" w:pos="720"/>
+        </w:tabs>
+        <w:jc w:val="both"/>
+        <w:rPr>
+          <w:bCs/>
+          <w:sz w:val="24"/>
+          <w:szCs w:val="24"/>
+        </w:rPr>
+      </w:pPr>
+      <w:r>
+        <w:rPr>
+          <w:bCs/>
+          <w:sz w:val="24"/>
+          <w:szCs w:val="24"/>
+        </w:rPr>
+        <w:tab/>
+      </w:r>
+      <w:r>
+        <w:rPr>
+          <w:bCs/>
+          <w:sz w:val="24"/>
+          <w:szCs w:val="24"/>
+        </w:rPr>
+        <w:tab/>
+      </w:r>
+      <w:r>
+        <w:rPr>
+          <w:bCs/>
+          <w:sz w:val="24"/>
+          <w:szCs w:val="24"/>
+        </w:rPr>
+        <w:tab/>
+      </w:r>
+    </w:p>
+    <w:p>
+      <w:pPr>
+        <w:tabs>
+          <w:tab w:val="left" w:pos="720"/>
+        </w:tabs>
+        <w:jc w:val="both"/>
+        <w:rPr>
+          <w:bCs/>
+          <w:sz w:val="24"/>
+          <w:szCs w:val="24"/>
+        </w:rPr>
+      </w:pPr>
+      <w:r>
+        <w:rPr>
+          <w:bCs/>
+          <w:sz w:val="24"/>
+          <w:szCs w:val="24"/>
+        </w:rPr>
+        <w:t>STATE OF MICHIGAN</w:t>
+      </w:r>
+      <w:r>
+        <w:rPr>
+          <w:bCs/>
+          <w:sz w:val="24"/>
+          <w:szCs w:val="24"/>
+        </w:rPr>
+        <w:tab/>
+        <w:t>)</w:t>
+      </w:r>
+    </w:p>
+    <w:p>
+      <w:pPr>
+        <w:rPr>
+          <w:bCs/>
+          <w:sz w:val="24"/>
+          <w:szCs w:val="24"/>
+        </w:rPr>
+      </w:pPr>
+      <w:r>
+        <w:rPr>
+          <w:bCs/>
+          <w:sz w:val="24"/>
+          <w:szCs w:val="24"/>
+        </w:rPr>
+        <w:t xml:space="preserve">{notary_county_caps})</w:t>
+      </w:r>
+    </w:p>
+    <w:p>
+      <w:pPr>
+        <w:rPr>
+          <w:bCs/>
+          <w:sz w:val="24"/>
+          <w:szCs w:val="24"/>
+        </w:rPr>
+      </w:pPr>
+    </w:p>
+    <w:p>
+      <w:pPr>
+        <w:rPr>
+          <w:sz w:val="24"/>
+          <w:szCs w:val="24"/>
+        </w:rPr>
+      </w:pPr>
+      <w:r>
+        <w:rPr>
+          <w:sz w:val="24"/>
+          <w:szCs w:val="24"/>
+        </w:rPr>
+        <w:t xml:space="preserve">Acknowledged before me in {notary_county}, Michigan on {note_notary_date}, by {buyer_name}.</w:t>
+      </w:r>
+    </w:p>
+    <w:p>
+      <w:pPr>
+        <w:rPr>
+          <w:bCs/>
+          <w:sz w:val="24"/>
+          <w:szCs w:val="24"/>
+        </w:rPr>
+      </w:pPr>
+      <w:r>
+        <w:rPr>
+          <w:bCs/>
+          <w:sz w:val="24"/>
+          <w:szCs w:val="24"/>
+        </w:rPr>
+        <w:t xml:space="preserve"> </w:t>
+      </w:r>
+    </w:p>
+    <w:p>
+      <w:pPr>
+        <w:rPr>
+          <w:bCs/>
+          <w:sz w:val="24"/>
+          <w:szCs w:val="24"/>
+        </w:rPr>
+      </w:pPr>
+      <w:r>
+        <w:rPr>
+          <w:bCs/>
+          <w:sz w:val="24"/>
+          <w:szCs w:val="24"/>
+        </w:rPr>
+        <w:t>_______________________________</w:t>
+      </w:r>
+    </w:p>
+    <w:p>
+      <w:pPr>
+        <w:rPr>
+          <w:bCs/>
+          <w:sz w:val="24"/>
+          <w:szCs w:val="24"/>
+        </w:rPr>
+      </w:pPr>
+      <w:r>
+        <w:rPr>
+          <w:bCs/>
+          <w:sz w:val="24"/>
+          <w:szCs w:val="24"/>
+        </w:rPr>
+        <w:t xml:space="preserve"> </w:t>
+      </w:r>
+    </w:p>
+    <w:p>
+      <w:pPr>
+        <w:rPr>
+          <w:bCs/>
+          <w:sz w:val="24"/>
+          <w:szCs w:val="24"/>
+        </w:rPr>
+      </w:pPr>
+      <w:r>
+        <w:rPr>
+          <w:bCs/>
+          <w:sz w:val="24"/>
+          <w:szCs w:val="24"/>
+        </w:rPr>
+        <w:t xml:space="preserve">Notary public, State of Michigan, County of {notary_county}</w:t>
+      </w:r>
+    </w:p>
+    <w:p>
+      <w:pPr>
+        <w:rPr>
+          <w:bCs/>
+          <w:sz w:val="24"/>
+          <w:szCs w:val="24"/>
+        </w:rPr>
+      </w:pPr>
+      <w:r>
+        <w:rPr>
+          <w:bCs/>
+          <w:sz w:val="24"/>
+          <w:szCs w:val="24"/>
+        </w:rPr>
+        <w:t xml:space="preserve">My commission expires: </w:t>
+      </w:r>
+      <w:r>
+        <w:rPr>
+          <w:bCs/>
+          <w:sz w:val="24"/>
+          <w:szCs w:val="24"/>
+        </w:rPr>
+        <w:t xml:space="preserve"> </w:t>
+      </w:r>
+      <w:r>
+        <w:rPr>
+          <w:bCs/>
+          <w:sz w:val="24"/>
+          <w:szCs w:val="24"/>
+        </w:rPr>
+        <w:t xml:space="preserve"> </w:t>
+      </w:r>
+    </w:p>
+    <w:p>
+      <w:pPr>
+        <w:widowControl/>
+        <w:tabs>
+          <w:tab w:val="left" w:pos="0"/>
+          <w:tab w:val="left" w:pos="720"/>
+          <w:tab w:val="left" w:pos="1440"/>
+          <w:tab w:val="left" w:pos="2160"/>
+          <w:tab w:val="left" w:pos="2880"/>
+          <w:tab w:val="left" w:pos="3600"/>
+          <w:tab w:val="left" w:pos="4320"/>
+          <w:tab w:val="left" w:pos="5040"/>
+          <w:tab w:val="left" w:pos="5760"/>
+          <w:tab w:val="left" w:pos="6480"/>
+          <w:tab w:val="left" w:pos="7200"/>
+          <w:tab w:val="left" w:pos="7920"/>
+          <w:tab w:val="left" w:pos="8640"/>
+        </w:tabs>
+        <w:ind w:hanging="2"/>
+      </w:pPr>
+    </w:p>
+    <w:p>
+      <w:pPr>
+        <w:widowControl/>
+        <w:tabs>
+          <w:tab w:val="left" w:pos="0"/>
+          <w:tab w:val="left" w:pos="720"/>
+          <w:tab w:val="left" w:pos="1440"/>
+          <w:tab w:val="left" w:pos="2160"/>
+          <w:tab w:val="left" w:pos="2880"/>
+          <w:tab w:val="left" w:pos="3600"/>
+          <w:tab w:val="left" w:pos="4320"/>
+          <w:tab w:val="left" w:pos="5040"/>
+          <w:tab w:val="left" w:pos="5760"/>
+          <w:tab w:val="left" w:pos="6480"/>
+          <w:tab w:val="left" w:pos="7200"/>
+          <w:tab w:val="left" w:pos="7920"/>
+          <w:tab w:val="left" w:pos="8640"/>
+        </w:tabs>
+        <w:ind w:hanging="2"/>
+      </w:pPr>
+      <w:bookmarkStart w:id="0" w:name="_heading=h.30j0zll" w:colFirst="0" w:colLast="0"/>
+      <w:bookmarkEnd w:id="0"/>
+      <w:r>
+        <w:t>This instrument was prepared by:</w:t>
+      </w:r>
+    </w:p>
+    <w:p>
+      <w:pPr>
+        <w:widowControl/>
+        <w:tabs>
+          <w:tab w:val="left" w:pos="0"/>
+          <w:tab w:val="left" w:pos="720"/>
+          <w:tab w:val="left" w:pos="1440"/>
+          <w:tab w:val="left" w:pos="2160"/>
+          <w:tab w:val="left" w:pos="2880"/>
+          <w:tab w:val="left" w:pos="3600"/>
+          <w:tab w:val="left" w:pos="4320"/>
+          <w:tab w:val="left" w:pos="5040"/>
+          <w:tab w:val="left" w:pos="5760"/>
+          <w:tab w:val="left" w:pos="6480"/>
+          <w:tab w:val="left" w:pos="7200"/>
+          <w:tab w:val="left" w:pos="7920"/>
+          <w:tab w:val="left" w:pos="8640"/>
+        </w:tabs>
+        <w:ind w:hanging="2"/>
+      </w:pPr>
+      <w:r>
+        <w:t xml:space="preserve">{preparer_firm_name}</w:t>
+      </w:r>
+    </w:p>
+    <w:p>
+      <w:pPr>
+        <w:widowControl/>
+        <w:tabs>
+          <w:tab w:val="left" w:pos="0"/>
+          <w:tab w:val="left" w:pos="720"/>
+          <w:tab w:val="left" w:pos="1440"/>
+          <w:tab w:val="left" w:pos="2160"/>
+          <w:tab w:val="left" w:pos="2880"/>
+          <w:tab w:val="left" w:pos="3600"/>
+          <w:tab w:val="left" w:pos="4320"/>
+          <w:tab w:val="left" w:pos="5040"/>
+          <w:tab w:val="left" w:pos="5760"/>
+          <w:tab w:val="left" w:pos="6480"/>
+          <w:tab w:val="left" w:pos="7200"/>
+          <w:tab w:val="left" w:pos="7920"/>
+          <w:tab w:val="left" w:pos="8640"/>
+        </w:tabs>
+        <w:ind w:hanging="2"/>
+      </w:pPr>
+      <w:r>
+        <w:t xml:space="preserve">{preparer_address_line1}</w:t>
+      </w:r>
+    </w:p>
+    <w:p>
+      <w:pPr>
+        <w:widowControl/>
+        <w:tabs>
+          <w:tab w:val="left" w:pos="0"/>
+          <w:tab w:val="left" w:pos="720"/>
+          <w:tab w:val="left" w:pos="1440"/>
+          <w:tab w:val="left" w:pos="2160"/>
+          <w:tab w:val="left" w:pos="2880"/>
+          <w:tab w:val="left" w:pos="3600"/>
+          <w:tab w:val="left" w:pos="4320"/>
+          <w:tab w:val="left" w:pos="5040"/>
+          <w:tab w:val="left" w:pos="5760"/>
+          <w:tab w:val="left" w:pos="6480"/>
+          <w:tab w:val="left" w:pos="7200"/>
+          <w:tab w:val="left" w:pos="7920"/>
+          <w:tab w:val="left" w:pos="8640"/>
+        </w:tabs>
+        <w:ind w:hanging="2"/>
+      </w:pPr>
+      <w:r>
+        <w:t xml:space="preserve">{preparer_city_state_zip}</w:t>
+      </w:r>
+    </w:p>
+    <w:p>
+      <w:pPr>
+        <w:widowControl/>
+        <w:tabs>
+          <w:tab w:val="left" w:pos="0"/>
+          <w:tab w:val="left" w:pos="720"/>
+          <w:tab w:val="left" w:pos="1440"/>
+          <w:tab w:val="left" w:pos="2160"/>
+          <w:tab w:val="left" w:pos="2880"/>
+          <w:tab w:val="left" w:pos="3600"/>
+          <w:tab w:val="left" w:pos="4320"/>
+          <w:tab w:val="left" w:pos="5040"/>
+          <w:tab w:val="left" w:pos="5760"/>
+          <w:tab w:val="left" w:pos="6480"/>
+          <w:tab w:val="left" w:pos="7200"/>
+          <w:tab w:val="left" w:pos="7920"/>
+          <w:tab w:val="left" w:pos="8640"/>
+        </w:tabs>
+        <w:ind w:hanging="2"/>
+      </w:pPr>
+    </w:p>
+    <w:p>
+      <w:pPr>
+        <w:widowControl/>
+        <w:tabs>
+          <w:tab w:val="left" w:pos="0"/>
+          <w:tab w:val="left" w:pos="720"/>
+          <w:tab w:val="left" w:pos="1440"/>
+          <w:tab w:val="left" w:pos="2160"/>
+          <w:tab w:val="left" w:pos="2880"/>
+          <w:tab w:val="left" w:pos="3600"/>
+          <w:tab w:val="left" w:pos="4320"/>
+          <w:tab w:val="left" w:pos="5040"/>
+          <w:tab w:val="left" w:pos="5760"/>
+          <w:tab w:val="left" w:pos="6480"/>
+          <w:tab w:val="left" w:pos="7200"/>
+          <w:tab w:val="left" w:pos="7920"/>
+          <w:tab w:val="left" w:pos="8640"/>
+        </w:tabs>
+        <w:ind w:hanging="2"/>
+      </w:pPr>
+      <w:r>
+        <w:t xml:space="preserve">Loan Originator: {loan_originator_name}, NMLS ID {loan_originator_nmls}</w:t>
+      </w:r>
+    </w:p>
+    <w:p>
+      <w:pPr>
+        <w:widowControl/>
+        <w:tabs>
+          <w:tab w:val="left" w:pos="0"/>
+          <w:tab w:val="left" w:pos="720"/>
+          <w:tab w:val="left" w:pos="1440"/>
+          <w:tab w:val="left" w:pos="2160"/>
+          <w:tab w:val="left" w:pos="2880"/>
+          <w:tab w:val="left" w:pos="3600"/>
+          <w:tab w:val="left" w:pos="4320"/>
+          <w:tab w:val="left" w:pos="5040"/>
+          <w:tab w:val="left" w:pos="5760"/>
+          <w:tab w:val="left" w:pos="6480"/>
+          <w:tab w:val="left" w:pos="7200"/>
+          <w:tab w:val="left" w:pos="7920"/>
+          <w:tab w:val="left" w:pos="8640"/>
+        </w:tabs>
+        <w:ind w:hanging="2"/>
+      </w:pPr>
+      <w:r>
+        <w:t xml:space="preserve">Loan Originator Organization: {lender_name} NMLS ID {lender_nmls_id}</w:t>
+      </w:r>
+    </w:p>
+    <w:sectPr>
+      <w:pgSz w:w="12240" w:h="15840" w:code="1"/>
+      <w:pgMar w:top="1440" w:right="1800" w:bottom="1440" w:left="1800" w:header="720" w:footer="720" w:gutter="0"/>
+      <w:cols w:space="720"/>
+      <w:docGrid w:linePitch="360"/>
+    </w:sectPr>
+  </w:body>
+</w:document>
 </file>
 
 <file path=word/numbering.xml><?xml version="1.0" encoding="utf-8"?>
